--- a/plantillas/resolucion_dentro_tiempo.docx
+++ b/plantillas/resolucion_dentro_tiempo.docx
@@ -1774,7 +1774,17 @@
         <w:sz w:val="18"/>
         <w:szCs w:val="18"/>
       </w:rPr>
-      <w:t>“Decenio de la igualdad de oportunidades para mujeres y hombres"</w:t>
+      <w:t>“</w:t>
+    </w:r>
+    <w:r>
+      <w:rPr>
+        <w:rFonts w:ascii="Arial" w:hAnsi="Arial" w:cs="Arial"/>
+        <w:i/>
+        <w:iCs/>
+        <w:sz w:val="18"/>
+        <w:szCs w:val="18"/>
+      </w:rPr>
+      <w:t>Año de la esperanza y el fortalecimiento de la democracia"</w:t>
     </w:r>
     <w:r>
       <w:rPr>

--- a/plantillas/resolucion_dentro_tiempo.docx
+++ b/plantillas/resolucion_dentro_tiempo.docx
@@ -506,6 +506,7 @@
     </w:p>
     <w:p>
       <w:pPr>
+        <w:jc w:val="both"/>
         <w:rPr>
           <w:rFonts w:ascii="Arial" w:hAnsi="Arial" w:cs="Arial"/>
           <w:b/>

--- a/plantillas/resolucion_dentro_tiempo.docx
+++ b/plantillas/resolucion_dentro_tiempo.docx
@@ -46,7 +46,29 @@
           <w:sz w:val="20"/>
           <w:szCs w:val="20"/>
         </w:rPr>
-        <w:t>RESOLUCIÓN GERENCIAL Nº {{cod_resolucion}}-2026-MDP</w:t>
+        <w:t xml:space="preserve">RESOLUCIÓN </w:t>
+      </w:r>
+      <w:r>
+        <w:rPr>
+          <w:rFonts w:ascii="Arial" w:hAnsi="Arial" w:cs="Arial"/>
+          <w:b/>
+          <w:bCs/>
+          <w:color w:val="C00000"/>
+          <w:sz w:val="20"/>
+          <w:szCs w:val="20"/>
+        </w:rPr>
+        <w:t>SUB</w:t>
+      </w:r>
+      <w:r>
+        <w:rPr>
+          <w:rFonts w:ascii="Arial" w:hAnsi="Arial" w:cs="Arial"/>
+          <w:b/>
+          <w:bCs/>
+          <w:color w:val="C00000"/>
+          <w:sz w:val="20"/>
+          <w:szCs w:val="20"/>
+        </w:rPr>
+        <w:t>GERENCIAL Nº {{cod_resolucion}}-2026-MDP</w:t>
       </w:r>
       <w:r>
         <w:rPr>
@@ -305,57 +327,66 @@
       <w:r>
         <w:rPr>
           <w:rFonts w:ascii="Arial" w:hAnsi="Arial" w:cs="Arial"/>
+          <w:sz w:val="18"/>
+          <w:szCs w:val="18"/>
+        </w:rPr>
+        <w:t xml:space="preserve">, con fecha del </w:t>
+      </w:r>
+      <w:r>
+        <w:rPr>
+          <w:rFonts w:ascii="Arial" w:hAnsi="Arial" w:cs="Arial"/>
           <w:b/>
           <w:bCs/>
           <w:color w:val="FF0000"/>
           <w:sz w:val="18"/>
           <w:szCs w:val="18"/>
         </w:rPr>
-        <w:t>-2026</w:t>
-      </w:r>
-      <w:r>
-        <w:rPr>
-          <w:rFonts w:ascii="Arial" w:hAnsi="Arial" w:cs="Arial"/>
-          <w:sz w:val="18"/>
-          <w:szCs w:val="18"/>
-        </w:rPr>
-        <w:t xml:space="preserve">, con fecha del </w:t>
-      </w:r>
-      <w:r>
-        <w:rPr>
-          <w:rFonts w:ascii="Arial" w:hAnsi="Arial" w:cs="Arial"/>
-          <w:b/>
-          <w:bCs/>
+        <w:t>{{fecha_ingreso}}</w:t>
+      </w:r>
+      <w:r>
+        <w:rPr>
+          <w:rFonts w:ascii="Arial" w:hAnsi="Arial" w:cs="Arial"/>
+          <w:sz w:val="18"/>
+          <w:szCs w:val="18"/>
+        </w:rPr>
+        <w:t xml:space="preserve">, presentado  por </w:t>
+      </w:r>
+      <w:r>
+        <w:rPr>
+          <w:rFonts w:ascii="Arial" w:hAnsi="Arial" w:cs="Arial"/>
           <w:color w:val="FF0000"/>
           <w:sz w:val="18"/>
           <w:szCs w:val="18"/>
         </w:rPr>
-        <w:t>{{fecha_ingreso}}</w:t>
-      </w:r>
-      <w:r>
-        <w:rPr>
-          <w:rFonts w:ascii="Arial" w:hAnsi="Arial" w:cs="Arial"/>
-          <w:sz w:val="18"/>
-          <w:szCs w:val="18"/>
-        </w:rPr>
-        <w:t xml:space="preserve">, presentado  por </w:t>
-      </w:r>
-      <w:r>
-        <w:rPr>
-          <w:rFonts w:ascii="Arial" w:hAnsi="Arial" w:cs="Arial"/>
+        <w:t>{{genero}</w:t>
+      </w:r>
+      <w:r>
+        <w:rPr>
+          <w:rFonts w:ascii="Arial" w:hAnsi="Arial" w:cs="Arial"/>
+          <w:sz w:val="18"/>
+          <w:szCs w:val="18"/>
+        </w:rPr>
+        <w:t xml:space="preserve">}, </w:t>
+      </w:r>
+      <w:r>
+        <w:rPr>
+          <w:rFonts w:ascii="Arial" w:hAnsi="Arial" w:cs="Arial"/>
+          <w:b/>
+          <w:bCs/>
           <w:color w:val="FF0000"/>
           <w:sz w:val="18"/>
           <w:szCs w:val="18"/>
-        </w:rPr>
-        <w:t>{{genero}</w:t>
-      </w:r>
-      <w:r>
-        <w:rPr>
-          <w:rFonts w:ascii="Arial" w:hAnsi="Arial" w:cs="Arial"/>
-          <w:sz w:val="18"/>
-          <w:szCs w:val="18"/>
-        </w:rPr>
-        <w:t xml:space="preserve">}, </w:t>
+          <w:lang w:val="es-ES"/>
+        </w:rPr>
+        <w:t>{{nombre}}</w:t>
+      </w:r>
+      <w:r>
+        <w:rPr>
+          <w:rFonts w:ascii="Arial" w:hAnsi="Arial" w:cs="Arial"/>
+          <w:sz w:val="18"/>
+          <w:szCs w:val="18"/>
+        </w:rPr>
+        <w:t xml:space="preserve">, identificada con D.N.I </w:t>
       </w:r>
       <w:r>
         <w:rPr>
@@ -365,18 +396,65 @@
           <w:color w:val="FF0000"/>
           <w:sz w:val="18"/>
           <w:szCs w:val="18"/>
+        </w:rPr>
+        <w:t>{{dni}}</w:t>
+      </w:r>
+      <w:r>
+        <w:rPr>
+          <w:rFonts w:ascii="Arial" w:hAnsi="Arial" w:cs="Arial"/>
+          <w:b/>
+          <w:bCs/>
+          <w:sz w:val="18"/>
+          <w:szCs w:val="18"/>
+        </w:rPr>
+        <w:t>,</w:t>
+      </w:r>
+      <w:r>
+        <w:rPr>
+          <w:rFonts w:ascii="Arial" w:hAnsi="Arial" w:cs="Arial"/>
+          <w:sz w:val="18"/>
+          <w:szCs w:val="18"/>
+        </w:rPr>
+        <w:t xml:space="preserve"> con domicilio en: {</w:t>
+      </w:r>
+      <w:r>
+        <w:rPr>
+          <w:rFonts w:ascii="Arial" w:hAnsi="Arial" w:cs="Arial"/>
+          <w:b/>
+          <w:bCs/>
+          <w:color w:val="FF0000"/>
+          <w:sz w:val="18"/>
+          <w:szCs w:val="18"/>
+        </w:rPr>
+        <w:t>{domicilio}}</w:t>
+      </w:r>
+      <w:r>
+        <w:rPr>
+          <w:rFonts w:ascii="Arial" w:hAnsi="Arial" w:cs="Arial"/>
+          <w:sz w:val="18"/>
+          <w:szCs w:val="18"/>
           <w:lang w:val="es-ES"/>
         </w:rPr>
-        <w:t>{{nombre}}</w:t>
-      </w:r>
-      <w:r>
-        <w:rPr>
-          <w:rFonts w:ascii="Arial" w:hAnsi="Arial" w:cs="Arial"/>
-          <w:sz w:val="18"/>
-          <w:szCs w:val="18"/>
-        </w:rPr>
-        <w:t xml:space="preserve">, identificada con D.N.I </w:t>
-      </w:r>
+        <w:t>,</w:t>
+      </w:r>
+      <w:r>
+        <w:rPr>
+          <w:rFonts w:ascii="Arial" w:hAnsi="Arial" w:cs="Arial"/>
+          <w:sz w:val="18"/>
+          <w:szCs w:val="18"/>
+        </w:rPr>
+        <w:t xml:space="preserve"> mediante la cual solicita </w:t>
+      </w:r>
+      <w:bookmarkStart w:id="3" w:name="_Hlk174724301"/>
+      <w:r>
+        <w:rPr>
+          <w:rFonts w:ascii="Arial" w:hAnsi="Arial" w:cs="Arial"/>
+          <w:sz w:val="18"/>
+          <w:szCs w:val="18"/>
+        </w:rPr>
+        <w:t>Autorización Municipal Temporal para el desarrollo de actividad comercial en vía pública para la venta de</w:t>
+      </w:r>
+      <w:bookmarkEnd w:id="3"/>
       <w:r>
         <w:rPr>
           <w:rFonts w:ascii="Arial" w:hAnsi="Arial" w:cs="Arial"/>
@@ -385,8 +463,9 @@
           <w:color w:val="FF0000"/>
           <w:sz w:val="18"/>
           <w:szCs w:val="18"/>
-        </w:rPr>
-        <w:t>{{dni}}</w:t>
+          <w:lang w:val="es-ES"/>
+        </w:rPr>
+        <w:t xml:space="preserve"> {{giro}}</w:t>
       </w:r>
       <w:r>
         <w:rPr>
@@ -404,7 +483,7 @@
           <w:sz w:val="18"/>
           <w:szCs w:val="18"/>
         </w:rPr>
-        <w:t xml:space="preserve"> con domicilio en: {</w:t>
+        <w:t xml:space="preserve"> ubicado en: </w:t>
       </w:r>
       <w:r>
         <w:rPr>
@@ -415,35 +494,157 @@
           <w:sz w:val="18"/>
           <w:szCs w:val="18"/>
         </w:rPr>
-        <w:t>{domicilio}}</w:t>
-      </w:r>
-      <w:r>
+        <w:t xml:space="preserve">{{ubicacion}} </w:t>
+      </w:r>
+      <w:r>
+        <w:rPr>
+          <w:rFonts w:ascii="Arial" w:hAnsi="Arial" w:cs="Arial"/>
+          <w:b/>
+          <w:bCs/>
+          <w:sz w:val="18"/>
+          <w:szCs w:val="18"/>
+        </w:rPr>
+        <w:t xml:space="preserve">- </w:t>
+      </w:r>
+      <w:r>
+        <w:rPr>
+          <w:rFonts w:ascii="Arial" w:hAnsi="Arial" w:cs="Arial"/>
+          <w:sz w:val="18"/>
+          <w:szCs w:val="18"/>
+        </w:rPr>
+        <w:t>Distrito de Pachacámac.</w:t>
+      </w:r>
+    </w:p>
+    <w:p>
+      <w:pPr>
+        <w:jc w:val="both"/>
+        <w:rPr>
+          <w:rFonts w:ascii="Arial" w:hAnsi="Arial" w:cs="Arial"/>
+          <w:b/>
+          <w:bCs/>
+          <w:sz w:val="18"/>
+          <w:szCs w:val="18"/>
+        </w:rPr>
+      </w:pPr>
+      <w:r>
+        <w:rPr>
+          <w:rFonts w:ascii="Arial" w:hAnsi="Arial" w:cs="Arial"/>
+          <w:b/>
+          <w:bCs/>
+          <w:sz w:val="18"/>
+          <w:szCs w:val="18"/>
+        </w:rPr>
+        <w:t>CONSIDERANDO:</w:t>
+      </w:r>
+    </w:p>
+    <w:p>
+      <w:pPr>
+        <w:ind w:firstLine="709"/>
+        <w:jc w:val="both"/>
         <w:rPr>
           <w:rFonts w:ascii="Arial" w:hAnsi="Arial" w:cs="Arial"/>
           <w:sz w:val="18"/>
           <w:szCs w:val="18"/>
           <w:lang w:val="es-ES"/>
         </w:rPr>
-        <w:t>,</w:t>
-      </w:r>
-      <w:r>
-        <w:rPr>
-          <w:rFonts w:ascii="Arial" w:hAnsi="Arial" w:cs="Arial"/>
-          <w:sz w:val="18"/>
-          <w:szCs w:val="18"/>
-        </w:rPr>
-        <w:t xml:space="preserve"> mediante la cual solicita </w:t>
-      </w:r>
-      <w:bookmarkStart w:id="3" w:name="_Hlk174724301"/>
-      <w:r>
-        <w:rPr>
-          <w:rFonts w:ascii="Arial" w:hAnsi="Arial" w:cs="Arial"/>
-          <w:sz w:val="18"/>
-          <w:szCs w:val="18"/>
-        </w:rPr>
-        <w:t>Autorización Municipal Temporal para el desarrollo de actividad comercial en vía pública para la venta de</w:t>
-      </w:r>
-      <w:bookmarkEnd w:id="3"/>
+      </w:pPr>
+      <w:r>
+        <w:rPr>
+          <w:rFonts w:ascii="Arial" w:hAnsi="Arial" w:cs="Arial"/>
+          <w:sz w:val="18"/>
+          <w:szCs w:val="18"/>
+        </w:rPr>
+        <w:t xml:space="preserve">Que, mediante </w:t>
+      </w:r>
+      <w:r>
+        <w:rPr>
+          <w:rFonts w:ascii="Arial" w:hAnsi="Arial" w:cs="Arial"/>
+          <w:sz w:val="18"/>
+          <w:szCs w:val="18"/>
+          <w:lang w:val="es-ES"/>
+        </w:rPr>
+        <w:t>el artículo 194° de la Constitución Política del Perú, modificado por la Ley N.º 30305, así como el artículo II del Título Preliminar de la Ley N.º 27972 – Ley Orgánica de Municipalidades, reconocen la autonomía política, económica y administrativa de los gobiernos locales.</w:t>
+      </w:r>
+    </w:p>
+    <w:p>
+      <w:pPr>
+        <w:ind w:firstLine="709"/>
+        <w:jc w:val="both"/>
+        <w:rPr>
+          <w:rFonts w:ascii="Arial" w:hAnsi="Arial" w:cs="Arial"/>
+          <w:sz w:val="18"/>
+          <w:szCs w:val="18"/>
+          <w:lang w:val="es-ES"/>
+        </w:rPr>
+      </w:pPr>
+      <w:r>
+        <w:rPr>
+          <w:rFonts w:ascii="Arial" w:hAnsi="Arial" w:cs="Arial"/>
+          <w:sz w:val="18"/>
+          <w:szCs w:val="18"/>
+          <w:lang w:val="es-ES"/>
+        </w:rPr>
+        <w:t>Que, el artículo 195 de la carta magna, establece que los gobiernos locales promueven el desarrollo y la economía local, la prestación de los servicios públicos de su responsabilidad en armonía con las políticas y planes nacionales y regionales de desarrollo.</w:t>
+      </w:r>
+    </w:p>
+    <w:p>
+      <w:pPr>
+        <w:ind w:firstLine="709"/>
+        <w:jc w:val="both"/>
+        <w:rPr>
+          <w:rFonts w:ascii="Arial" w:hAnsi="Arial" w:cs="Arial"/>
+          <w:sz w:val="18"/>
+          <w:szCs w:val="18"/>
+        </w:rPr>
+      </w:pPr>
+      <w:r>
+        <w:rPr>
+          <w:rFonts w:ascii="Arial" w:hAnsi="Arial" w:cs="Arial"/>
+          <w:sz w:val="18"/>
+          <w:szCs w:val="18"/>
+          <w:lang w:val="es-ES"/>
+        </w:rPr>
+        <w:t>Que, a través del del numeral 3.3.2 del Artículo 83 de la Ley 27972, se indica que las unas de las funciones exclusivas de los gobiernos locales es regular y controlar el comercio ambulatorio, de acuerdo a las normas establecidas por la municipalidad provincial.</w:t>
+      </w:r>
+    </w:p>
+    <w:p>
+      <w:pPr>
+        <w:ind w:firstLine="709"/>
+        <w:jc w:val="both"/>
+        <w:rPr>
+          <w:rFonts w:ascii="Arial" w:hAnsi="Arial" w:cs="Arial"/>
+          <w:sz w:val="18"/>
+          <w:szCs w:val="18"/>
+        </w:rPr>
+      </w:pPr>
+      <w:r>
+        <w:rPr>
+          <w:rFonts w:ascii="Arial" w:hAnsi="Arial" w:cs="Arial"/>
+          <w:sz w:val="18"/>
+          <w:szCs w:val="18"/>
+        </w:rPr>
+        <w:t xml:space="preserve">Que, mediante el Documento Simple </w:t>
+      </w:r>
+      <w:r>
+        <w:rPr>
+          <w:rFonts w:ascii="Arial" w:hAnsi="Arial" w:cs="Arial"/>
+          <w:color w:val="000000" w:themeColor="text1"/>
+          <w:sz w:val="18"/>
+          <w:szCs w:val="18"/>
+        </w:rPr>
+        <w:t xml:space="preserve">N° </w:t>
+      </w:r>
+      <w:r>
+        <w:rPr>
+          <w:rFonts w:ascii="Arial" w:hAnsi="Arial" w:cs="Arial"/>
+          <w:b/>
+          <w:bCs/>
+          <w:color w:val="000000" w:themeColor="text1"/>
+          <w:sz w:val="18"/>
+          <w:szCs w:val="18"/>
+        </w:rPr>
+        <w:t>{</w:t>
+      </w:r>
       <w:r>
         <w:rPr>
           <w:rFonts w:ascii="Arial" w:hAnsi="Arial" w:cs="Arial"/>
@@ -452,220 +653,8 @@
           <w:color w:val="FF0000"/>
           <w:sz w:val="18"/>
           <w:szCs w:val="18"/>
-          <w:lang w:val="es-ES"/>
-        </w:rPr>
-        <w:t xml:space="preserve"> {{giro}}</w:t>
-      </w:r>
-      <w:r>
-        <w:rPr>
-          <w:rFonts w:ascii="Arial" w:hAnsi="Arial" w:cs="Arial"/>
-          <w:b/>
-          <w:bCs/>
-          <w:sz w:val="18"/>
-          <w:szCs w:val="18"/>
-        </w:rPr>
-        <w:t>,</w:t>
-      </w:r>
-      <w:r>
-        <w:rPr>
-          <w:rFonts w:ascii="Arial" w:hAnsi="Arial" w:cs="Arial"/>
-          <w:sz w:val="18"/>
-          <w:szCs w:val="18"/>
-        </w:rPr>
-        <w:t xml:space="preserve"> ubicado en: </w:t>
-      </w:r>
-      <w:r>
-        <w:rPr>
-          <w:rFonts w:ascii="Arial" w:hAnsi="Arial" w:cs="Arial"/>
-          <w:b/>
-          <w:bCs/>
-          <w:color w:val="FF0000"/>
-          <w:sz w:val="18"/>
-          <w:szCs w:val="18"/>
-        </w:rPr>
-        <w:t xml:space="preserve">{{ubicacion}} </w:t>
-      </w:r>
-      <w:r>
-        <w:rPr>
-          <w:rFonts w:ascii="Arial" w:hAnsi="Arial" w:cs="Arial"/>
-          <w:b/>
-          <w:bCs/>
-          <w:sz w:val="18"/>
-          <w:szCs w:val="18"/>
-        </w:rPr>
-        <w:t xml:space="preserve">- </w:t>
-      </w:r>
-      <w:r>
-        <w:rPr>
-          <w:rFonts w:ascii="Arial" w:hAnsi="Arial" w:cs="Arial"/>
-          <w:sz w:val="18"/>
-          <w:szCs w:val="18"/>
-        </w:rPr>
-        <w:t>Distrito de Pachacámac.</w:t>
-      </w:r>
-    </w:p>
-    <w:p>
-      <w:pPr>
-        <w:jc w:val="both"/>
-        <w:rPr>
-          <w:rFonts w:ascii="Arial" w:hAnsi="Arial" w:cs="Arial"/>
-          <w:b/>
-          <w:bCs/>
-          <w:sz w:val="18"/>
-          <w:szCs w:val="18"/>
-        </w:rPr>
-      </w:pPr>
-      <w:r>
-        <w:rPr>
-          <w:rFonts w:ascii="Arial" w:hAnsi="Arial" w:cs="Arial"/>
-          <w:b/>
-          <w:bCs/>
-          <w:sz w:val="18"/>
-          <w:szCs w:val="18"/>
-        </w:rPr>
-        <w:t>CONSIDERANDO:</w:t>
-      </w:r>
-    </w:p>
-    <w:p>
-      <w:pPr>
-        <w:ind w:firstLine="709"/>
-        <w:jc w:val="both"/>
-        <w:rPr>
-          <w:rFonts w:ascii="Arial" w:hAnsi="Arial" w:cs="Arial"/>
-          <w:sz w:val="18"/>
-          <w:szCs w:val="18"/>
-          <w:lang w:val="es-ES"/>
-        </w:rPr>
-      </w:pPr>
-      <w:r>
-        <w:rPr>
-          <w:rFonts w:ascii="Arial" w:hAnsi="Arial" w:cs="Arial"/>
-          <w:sz w:val="18"/>
-          <w:szCs w:val="18"/>
-        </w:rPr>
-        <w:t xml:space="preserve">Que, mediante </w:t>
-      </w:r>
-      <w:r>
-        <w:rPr>
-          <w:rFonts w:ascii="Arial" w:hAnsi="Arial" w:cs="Arial"/>
-          <w:sz w:val="18"/>
-          <w:szCs w:val="18"/>
-          <w:lang w:val="es-ES"/>
-        </w:rPr>
-        <w:t>el artículo 194° de la Constitución Política del Perú, modificado por la Ley N.º 30305, así como el artículo II del Título Preliminar de la Ley N.º 27972 – Ley Orgánica de Municipalidades, reconocen la autonomía política, económica y administrativa de los gobiernos locales.</w:t>
-      </w:r>
-    </w:p>
-    <w:p>
-      <w:pPr>
-        <w:ind w:firstLine="709"/>
-        <w:jc w:val="both"/>
-        <w:rPr>
-          <w:rFonts w:ascii="Arial" w:hAnsi="Arial" w:cs="Arial"/>
-          <w:sz w:val="18"/>
-          <w:szCs w:val="18"/>
-          <w:lang w:val="es-ES"/>
-        </w:rPr>
-      </w:pPr>
-      <w:r>
-        <w:rPr>
-          <w:rFonts w:ascii="Arial" w:hAnsi="Arial" w:cs="Arial"/>
-          <w:sz w:val="18"/>
-          <w:szCs w:val="18"/>
-          <w:lang w:val="es-ES"/>
-        </w:rPr>
-        <w:t>Que, el artículo 195 de la carta magna, establece que los gobiernos locales promueven el desarrollo y la economía local, la prestación de los servicios públicos de su responsabilidad en armonía con las políticas y planes nacionales y regionales de desarrollo.</w:t>
-      </w:r>
-    </w:p>
-    <w:p>
-      <w:pPr>
-        <w:ind w:firstLine="709"/>
-        <w:jc w:val="both"/>
-        <w:rPr>
-          <w:rFonts w:ascii="Arial" w:hAnsi="Arial" w:cs="Arial"/>
-          <w:sz w:val="18"/>
-          <w:szCs w:val="18"/>
-        </w:rPr>
-      </w:pPr>
-      <w:r>
-        <w:rPr>
-          <w:rFonts w:ascii="Arial" w:hAnsi="Arial" w:cs="Arial"/>
-          <w:sz w:val="18"/>
-          <w:szCs w:val="18"/>
-          <w:lang w:val="es-ES"/>
-        </w:rPr>
-        <w:t>Que, a través del del numeral 3.3.2 del Artículo 83 de la Ley 27972, se indica que las unas de las funciones exclusivas de los gobiernos locales es regular y controlar el comercio ambulatorio, de acuerdo a las normas establecidas por la municipalidad provincial.</w:t>
-      </w:r>
-    </w:p>
-    <w:p>
-      <w:pPr>
-        <w:ind w:firstLine="709"/>
-        <w:jc w:val="both"/>
-        <w:rPr>
-          <w:rFonts w:ascii="Arial" w:hAnsi="Arial" w:cs="Arial"/>
-          <w:sz w:val="18"/>
-          <w:szCs w:val="18"/>
-        </w:rPr>
-      </w:pPr>
-      <w:r>
-        <w:rPr>
-          <w:rFonts w:ascii="Arial" w:hAnsi="Arial" w:cs="Arial"/>
-          <w:sz w:val="18"/>
-          <w:szCs w:val="18"/>
-        </w:rPr>
-        <w:t xml:space="preserve">Que, mediante el Documento Simple </w:t>
-      </w:r>
-      <w:r>
-        <w:rPr>
-          <w:rFonts w:ascii="Arial" w:hAnsi="Arial" w:cs="Arial"/>
-          <w:color w:val="000000" w:themeColor="text1"/>
-          <w:sz w:val="18"/>
-          <w:szCs w:val="18"/>
-        </w:rPr>
-        <w:t xml:space="preserve">N° </w:t>
-      </w:r>
-      <w:r>
-        <w:rPr>
-          <w:rFonts w:ascii="Arial" w:hAnsi="Arial" w:cs="Arial"/>
-          <w:b/>
-          <w:bCs/>
-          <w:color w:val="000000" w:themeColor="text1"/>
-          <w:sz w:val="18"/>
-          <w:szCs w:val="18"/>
-        </w:rPr>
-        <w:t>{</w:t>
-      </w:r>
-      <w:r>
-        <w:rPr>
-          <w:rFonts w:ascii="Arial" w:hAnsi="Arial" w:cs="Arial"/>
-          <w:b/>
-          <w:bCs/>
-          <w:color w:val="FF0000"/>
-          <w:sz w:val="18"/>
-          <w:szCs w:val="18"/>
         </w:rPr>
         <w:t>{ds}}</w:t>
-      </w:r>
-      <w:r>
-        <w:rPr>
-          <w:rFonts w:ascii="Arial" w:hAnsi="Arial" w:cs="Arial"/>
-          <w:b/>
-          <w:bCs/>
-          <w:color w:val="FF0000"/>
-          <w:sz w:val="18"/>
-          <w:szCs w:val="18"/>
-        </w:rPr>
-        <w:t xml:space="preserve"> </w:t>
-      </w:r>
-      <w:r>
-        <w:rPr>
-          <w:rFonts w:ascii="Arial" w:hAnsi="Arial" w:cs="Arial"/>
-          <w:b/>
-          <w:bCs/>
-          <w:color w:val="FF0000"/>
-          <w:sz w:val="18"/>
-          <w:szCs w:val="18"/>
-        </w:rPr>
-        <w:t>- 2026</w:t>
       </w:r>
       <w:r>
         <w:rPr>
